--- a/Weekly Logs/Dave/Week 14.docx
+++ b/Weekly Logs/Dave/Week 14.docx
@@ -576,7 +576,16 @@
                                         <w:sz w:val="28"/>
                                         <w:szCs w:val="28"/>
                                       </w:rPr>
-                                      <w:t>12</w:t>
+                                      <w:t>1</w:t>
+                                    </w:r>
+                                    <w:r>
+                                      <w:rPr>
+                                        <w:caps/>
+                                        <w:color w:val="156082" w:themeColor="accent1"/>
+                                        <w:sz w:val="28"/>
+                                        <w:szCs w:val="28"/>
+                                      </w:rPr>
+                                      <w:t>4</w:t>
                                     </w:r>
                                   </w:p>
                                 </w:sdtContent>
@@ -686,7 +695,16 @@
                                   <w:sz w:val="28"/>
                                   <w:szCs w:val="28"/>
                                 </w:rPr>
-                                <w:t>12</w:t>
+                                <w:t>1</w:t>
+                              </w:r>
+                              <w:r>
+                                <w:rPr>
+                                  <w:caps/>
+                                  <w:color w:val="156082" w:themeColor="accent1"/>
+                                  <w:sz w:val="28"/>
+                                  <w:szCs w:val="28"/>
+                                </w:rPr>
+                                <w:t>4</w:t>
                               </w:r>
                             </w:p>
                           </w:sdtContent>
@@ -1205,7 +1223,7 @@
           </w:tcPr>
           <w:p>
             <w:r>
-              <w:t>2</w:t>
+              <w:t>4h 15m</w:t>
             </w:r>
           </w:p>
         </w:tc>
@@ -1265,7 +1283,7 @@
           </w:tcPr>
           <w:p>
             <w:r>
-              <w:t>2</w:t>
+              <w:t>3h 45m</w:t>
             </w:r>
           </w:p>
         </w:tc>
@@ -1381,7 +1399,7 @@
           </w:tcPr>
           <w:p>
             <w:r>
-              <w:t>2</w:t>
+              <w:t>17h 30m</w:t>
             </w:r>
           </w:p>
         </w:tc>
@@ -1411,7 +1429,11 @@
           <w:tcPr>
             <w:tcW w:w="5063" w:type="dxa"/>
           </w:tcPr>
-          <w:p/>
+          <w:p>
+            <w:r>
+              <w:t>1</w:t>
+            </w:r>
+          </w:p>
         </w:tc>
       </w:tr>
       <w:tr>
@@ -1469,7 +1491,7 @@
           </w:tcPr>
           <w:p>
             <w:r>
-              <w:t>6h</w:t>
+              <w:t>25h 30m</w:t>
             </w:r>
           </w:p>
         </w:tc>
@@ -1508,13 +1530,7 @@
           </w:tcPr>
           <w:p>
             <w:r>
-              <w:t>323</w:t>
-            </w:r>
-            <w:r>
-              <w:t>h 25m</w:t>
-            </w:r>
-            <w:r>
-              <w:t xml:space="preserve"> + X</w:t>
+              <w:t>348h 55m</w:t>
             </w:r>
           </w:p>
         </w:tc>
@@ -1572,59 +1588,63 @@
     <w:p>
       <w:pPr>
         <w:rPr>
-          <w:b/>
-          <w:bCs/>
           <w:lang w:val="en-NZ"/>
         </w:rPr>
       </w:pPr>
       <w:r>
         <w:rPr>
-          <w:b/>
-          <w:bCs/>
-          <w:lang w:val="en-NZ"/>
-        </w:rPr>
-        <w:t>Client meetings</w:t>
-      </w:r>
-      <w:r>
-        <w:rPr>
-          <w:b/>
-          <w:bCs/>
-          <w:lang w:val="en-NZ"/>
-        </w:rPr>
-        <w:t>:</w:t>
-      </w:r>
-      <w:r>
-        <w:rPr>
-          <w:b/>
-          <w:bCs/>
-          <w:lang w:val="en-NZ"/>
-        </w:rPr>
-        <w:t xml:space="preserve"> </w:t>
+          <w:lang w:val="en-NZ"/>
+        </w:rPr>
+        <w:t>Tuesday 12:</w:t>
+      </w:r>
+      <w:r>
+        <w:rPr>
+          <w:lang w:val="en-NZ"/>
+        </w:rPr>
+        <w:t>15 – 1:15: Auditing logs.</w:t>
       </w:r>
     </w:p>
     <w:p>
       <w:pPr>
         <w:rPr>
-          <w:b/>
-          <w:bCs/>
           <w:lang w:val="en-NZ"/>
         </w:rPr>
       </w:pPr>
       <w:r>
         <w:rPr>
-          <w:b/>
-          <w:bCs/>
-          <w:lang w:val="en-NZ"/>
-        </w:rPr>
-        <w:t>Advisor</w:t>
-      </w:r>
-      <w:r>
-        <w:rPr>
-          <w:b/>
-          <w:bCs/>
-          <w:lang w:val="en-NZ"/>
-        </w:rPr>
-        <w:t xml:space="preserve"> meetings:</w:t>
+          <w:lang w:val="en-NZ"/>
+        </w:rPr>
+        <w:t>Thursday 12-12:</w:t>
+      </w:r>
+      <w:r>
+        <w:rPr>
+          <w:lang w:val="en-NZ"/>
+        </w:rPr>
+        <w:t>30</w:t>
+      </w:r>
+      <w:r>
+        <w:rPr>
+          <w:lang w:val="en-NZ"/>
+        </w:rPr>
+        <w:t xml:space="preserve"> Olivia and I going over the Gantt chart, updating it </w:t>
+      </w:r>
+      <w:r>
+        <w:rPr>
+          <w:lang w:val="en-NZ"/>
+        </w:rPr>
+        <w:t>with</w:t>
+      </w:r>
+      <w:r>
+        <w:rPr>
+          <w:lang w:val="en-NZ"/>
+        </w:rPr>
+        <w:t xml:space="preserve"> the </w:t>
+      </w:r>
+      <w:r>
+        <w:rPr>
+          <w:lang w:val="en-NZ"/>
+        </w:rPr>
+        <w:t>new dates, and discussing what we’ll be working on next.</w:t>
       </w:r>
     </w:p>
     <w:p>
@@ -1637,26 +1657,123 @@
         <w:rPr>
           <w:lang w:val="en-NZ"/>
         </w:rPr>
-        <w:t>Monday</w:t>
-      </w:r>
-      <w:r>
-        <w:rPr>
-          <w:lang w:val="en-NZ"/>
-        </w:rPr>
-        <w:t xml:space="preserve"> 9-10</w:t>
+        <w:t>Friday 12:15-</w:t>
+      </w:r>
+      <w:r>
+        <w:rPr>
+          <w:lang w:val="en-NZ"/>
+        </w:rPr>
+        <w:t>1pm</w:t>
+      </w:r>
+      <w:r>
+        <w:rPr>
+          <w:lang w:val="en-NZ"/>
+        </w:rPr>
+        <w:t>: Bryce debrief</w:t>
       </w:r>
     </w:p>
     <w:p>
       <w:pPr>
         <w:rPr>
+          <w:b/>
+          <w:bCs/>
           <w:lang w:val="en-NZ"/>
         </w:rPr>
       </w:pPr>
       <w:r>
         <w:rPr>
+          <w:b/>
+          <w:bCs/>
+          <w:lang w:val="en-NZ"/>
+        </w:rPr>
+        <w:t>Client meetings</w:t>
+      </w:r>
+      <w:r>
+        <w:rPr>
+          <w:b/>
+          <w:bCs/>
+          <w:lang w:val="en-NZ"/>
+        </w:rPr>
+        <w:t>:</w:t>
+      </w:r>
+      <w:r>
+        <w:rPr>
+          <w:b/>
+          <w:bCs/>
+          <w:lang w:val="en-NZ"/>
+        </w:rPr>
+        <w:t xml:space="preserve"> </w:t>
+      </w:r>
+    </w:p>
+    <w:p>
+      <w:pPr>
+        <w:rPr>
+          <w:b/>
+          <w:bCs/>
+          <w:lang w:val="en-NZ"/>
+        </w:rPr>
+      </w:pPr>
+      <w:r>
+        <w:rPr>
+          <w:b/>
+          <w:bCs/>
+          <w:lang w:val="en-NZ"/>
+        </w:rPr>
+        <w:t>Advisor</w:t>
+      </w:r>
+      <w:r>
+        <w:rPr>
+          <w:b/>
+          <w:bCs/>
+          <w:lang w:val="en-NZ"/>
+        </w:rPr>
+        <w:t xml:space="preserve"> meetings:</w:t>
+      </w:r>
+    </w:p>
+    <w:p>
+      <w:pPr>
+        <w:rPr>
+          <w:lang w:val="en-NZ"/>
+        </w:rPr>
+      </w:pPr>
+      <w:r>
+        <w:rPr>
+          <w:lang w:val="en-NZ"/>
+        </w:rPr>
+        <w:t>Monday</w:t>
+      </w:r>
+      <w:r>
+        <w:rPr>
+          <w:lang w:val="en-NZ"/>
+        </w:rPr>
+        <w:t xml:space="preserve"> 9-10</w:t>
+      </w:r>
+    </w:p>
+    <w:p>
+      <w:pPr>
+        <w:rPr>
+          <w:lang w:val="en-NZ"/>
+        </w:rPr>
+      </w:pPr>
+      <w:r>
+        <w:rPr>
           <w:lang w:val="en-NZ"/>
         </w:rPr>
         <w:t>Monday 2-3: Dax meeting.</w:t>
+      </w:r>
+    </w:p>
+    <w:p>
+      <w:pPr>
+        <w:rPr>
+          <w:lang w:val="en-NZ"/>
+        </w:rPr>
+      </w:pPr>
+      <w:r>
+        <w:rPr>
+          <w:lang w:val="en-NZ"/>
+        </w:rPr>
+        <w:lastRenderedPageBreak/>
+        <w:t>Friday 10:30-12:15</w:t>
       </w:r>
     </w:p>
     <w:p>
@@ -1732,7 +1849,6 @@
           <w:bCs/>
           <w:lang w:val="en-NZ"/>
         </w:rPr>
-        <w:lastRenderedPageBreak/>
         <w:t>Documentation</w:t>
       </w:r>
     </w:p>
@@ -1793,6 +1909,7 @@
       </w:pPr>
       <w:r>
         <w:rPr>
+          <w:noProof/>
           <w:lang w:val="en-NZ"/>
         </w:rPr>
         <w:drawing>
@@ -1843,8 +1960,10 @@
       </w:pPr>
       <w:r>
         <w:rPr>
-          <w:lang w:val="en-NZ"/>
-        </w:rPr>
+          <w:noProof/>
+          <w:lang w:val="en-NZ"/>
+        </w:rPr>
+        <w:lastRenderedPageBreak/>
         <w:drawing>
           <wp:inline distT="0" distB="0" distL="0" distR="0" wp14:anchorId="0F77D85E" wp14:editId="638F22E7">
             <wp:extent cx="5731510" cy="3745865"/>
@@ -1915,7 +2034,6 @@
         <w:rPr>
           <w:lang w:val="en-NZ"/>
         </w:rPr>
-        <w:lastRenderedPageBreak/>
         <w:t>Monday 3-</w:t>
       </w:r>
       <w:r>
@@ -2002,8 +2120,10 @@
       </w:pPr>
       <w:r>
         <w:rPr>
-          <w:lang w:val="en-NZ"/>
-        </w:rPr>
+          <w:noProof/>
+          <w:lang w:val="en-NZ"/>
+        </w:rPr>
+        <w:lastRenderedPageBreak/>
         <w:drawing>
           <wp:inline distT="0" distB="0" distL="0" distR="0" wp14:anchorId="12301519" wp14:editId="59A60B17">
             <wp:extent cx="5239481" cy="4115374"/>
@@ -2080,6 +2200,502 @@
         </w:rPr>
         <w:t xml:space="preserve">allows me to </w:t>
       </w:r>
+      <w:r>
+        <w:rPr>
+          <w:lang w:val="en-NZ"/>
+        </w:rPr>
+        <w:t>detail what each report mentions</w:t>
+      </w:r>
+      <w:r>
+        <w:rPr>
+          <w:lang w:val="en-NZ"/>
+        </w:rPr>
+        <w:t xml:space="preserve"> for each line easier, rather than a large run-on sentence.</w:t>
+      </w:r>
+    </w:p>
+    <w:p>
+      <w:pPr>
+        <w:tabs>
+          <w:tab w:val="left" w:pos="5978"/>
+        </w:tabs>
+        <w:rPr>
+          <w:lang w:val="en-NZ"/>
+        </w:rPr>
+      </w:pPr>
+      <w:r>
+        <w:rPr>
+          <w:lang w:val="en-NZ"/>
+        </w:rPr>
+        <w:t>Tuesday 1:30</w:t>
+      </w:r>
+      <w:r>
+        <w:rPr>
+          <w:lang w:val="en-NZ"/>
+        </w:rPr>
+        <w:t>-4:15</w:t>
+      </w:r>
+      <w:r>
+        <w:rPr>
+          <w:lang w:val="en-NZ"/>
+        </w:rPr>
+        <w:t>: More report comparisons</w:t>
+      </w:r>
+      <w:r>
+        <w:rPr>
+          <w:lang w:val="en-NZ"/>
+        </w:rPr>
+        <w:t>, moving onto the Wireshark and Nmap sections.</w:t>
+      </w:r>
+    </w:p>
+    <w:p>
+      <w:pPr>
+        <w:tabs>
+          <w:tab w:val="left" w:pos="5978"/>
+        </w:tabs>
+        <w:rPr>
+          <w:lang w:val="en-NZ"/>
+        </w:rPr>
+      </w:pPr>
+      <w:r>
+        <w:rPr>
+          <w:noProof/>
+          <w:lang w:val="en-NZ"/>
+        </w:rPr>
+        <w:lastRenderedPageBreak/>
+        <w:drawing>
+          <wp:inline distT="0" distB="0" distL="0" distR="0" wp14:anchorId="7EB7CD0A" wp14:editId="6C41F815">
+            <wp:extent cx="5706271" cy="7497221"/>
+            <wp:effectExtent l="0" t="0" r="8890" b="8890"/>
+            <wp:docPr id="1841496267" name="Picture 1"/>
+            <wp:cNvGraphicFramePr>
+              <a:graphicFrameLocks xmlns:a="http://schemas.openxmlformats.org/drawingml/2006/main" noChangeAspect="1"/>
+            </wp:cNvGraphicFramePr>
+            <a:graphic xmlns:a="http://schemas.openxmlformats.org/drawingml/2006/main">
+              <a:graphicData uri="http://schemas.openxmlformats.org/drawingml/2006/picture">
+                <pic:pic xmlns:pic="http://schemas.openxmlformats.org/drawingml/2006/picture">
+                  <pic:nvPicPr>
+                    <pic:cNvPr id="1841496267" name=""/>
+                    <pic:cNvPicPr/>
+                  </pic:nvPicPr>
+                  <pic:blipFill>
+                    <a:blip r:embed="rId10"/>
+                    <a:stretch>
+                      <a:fillRect/>
+                    </a:stretch>
+                  </pic:blipFill>
+                  <pic:spPr>
+                    <a:xfrm>
+                      <a:off x="0" y="0"/>
+                      <a:ext cx="5706271" cy="7497221"/>
+                    </a:xfrm>
+                    <a:prstGeom prst="rect">
+                      <a:avLst/>
+                    </a:prstGeom>
+                  </pic:spPr>
+                </pic:pic>
+              </a:graphicData>
+            </a:graphic>
+          </wp:inline>
+        </w:drawing>
+      </w:r>
+    </w:p>
+    <w:p>
+      <w:pPr>
+        <w:tabs>
+          <w:tab w:val="left" w:pos="5978"/>
+        </w:tabs>
+        <w:rPr>
+          <w:lang w:val="en-NZ"/>
+        </w:rPr>
+      </w:pPr>
+      <w:r>
+        <w:rPr>
+          <w:lang w:val="en-NZ"/>
+        </w:rPr>
+        <w:t>Thursday 12:30-</w:t>
+      </w:r>
+      <w:r>
+        <w:rPr>
+          <w:lang w:val="en-NZ"/>
+        </w:rPr>
+        <w:t>4:30pm</w:t>
+      </w:r>
+      <w:r>
+        <w:rPr>
+          <w:lang w:val="en-NZ"/>
+        </w:rPr>
+        <w:t>:</w:t>
+      </w:r>
+      <w:r>
+        <w:rPr>
+          <w:lang w:val="en-NZ"/>
+        </w:rPr>
+        <w:t xml:space="preserve"> Working on the academic and </w:t>
+      </w:r>
+      <w:r>
+        <w:rPr>
+          <w:lang w:val="en-NZ"/>
+        </w:rPr>
+        <w:t>client closeout reports, getting words down on the pages</w:t>
+      </w:r>
+      <w:r>
+        <w:rPr>
+          <w:lang w:val="en-NZ"/>
+        </w:rPr>
+        <w:t>.</w:t>
+      </w:r>
+      <w:r>
+        <w:rPr>
+          <w:noProof/>
+          <w14:ligatures w14:val="standardContextual"/>
+        </w:rPr>
+        <w:t xml:space="preserve"> </w:t>
+      </w:r>
+    </w:p>
+    <w:p>
+      <w:pPr>
+        <w:tabs>
+          <w:tab w:val="left" w:pos="5978"/>
+        </w:tabs>
+        <w:rPr>
+          <w:lang w:val="en-NZ"/>
+        </w:rPr>
+      </w:pPr>
+      <w:r>
+        <w:rPr>
+          <w:noProof/>
+          <w:lang w:val="en-NZ"/>
+        </w:rPr>
+        <w:lastRenderedPageBreak/>
+        <w:drawing>
+          <wp:inline distT="0" distB="0" distL="0" distR="0" wp14:anchorId="5647700F" wp14:editId="29F06AAC">
+            <wp:extent cx="5061175" cy="3598223"/>
+            <wp:effectExtent l="0" t="0" r="6350" b="2540"/>
+            <wp:docPr id="201356466" name="Picture 1"/>
+            <wp:cNvGraphicFramePr>
+              <a:graphicFrameLocks xmlns:a="http://schemas.openxmlformats.org/drawingml/2006/main" noChangeAspect="1"/>
+            </wp:cNvGraphicFramePr>
+            <a:graphic xmlns:a="http://schemas.openxmlformats.org/drawingml/2006/main">
+              <a:graphicData uri="http://schemas.openxmlformats.org/drawingml/2006/picture">
+                <pic:pic xmlns:pic="http://schemas.openxmlformats.org/drawingml/2006/picture">
+                  <pic:nvPicPr>
+                    <pic:cNvPr id="201356466" name=""/>
+                    <pic:cNvPicPr/>
+                  </pic:nvPicPr>
+                  <pic:blipFill>
+                    <a:blip r:embed="rId11"/>
+                    <a:stretch>
+                      <a:fillRect/>
+                    </a:stretch>
+                  </pic:blipFill>
+                  <pic:spPr>
+                    <a:xfrm>
+                      <a:off x="0" y="0"/>
+                      <a:ext cx="5070762" cy="3605039"/>
+                    </a:xfrm>
+                    <a:prstGeom prst="rect">
+                      <a:avLst/>
+                    </a:prstGeom>
+                  </pic:spPr>
+                </pic:pic>
+              </a:graphicData>
+            </a:graphic>
+          </wp:inline>
+        </w:drawing>
+      </w:r>
+    </w:p>
+    <w:p>
+      <w:pPr>
+        <w:tabs>
+          <w:tab w:val="left" w:pos="5978"/>
+        </w:tabs>
+        <w:rPr>
+          <w:lang w:val="en-NZ"/>
+        </w:rPr>
+      </w:pPr>
+      <w:r>
+        <w:rPr>
+          <w:lang w:val="en-NZ"/>
+        </w:rPr>
+        <w:t xml:space="preserve">Friday 8:30-10:30: </w:t>
+      </w:r>
+      <w:r>
+        <w:rPr>
+          <w:lang w:val="en-NZ"/>
+        </w:rPr>
+        <w:t>Working on the research report, comparing the human and AI reports, now that Olivia has finished her report on Three.dd. Decid</w:t>
+      </w:r>
+      <w:r>
+        <w:rPr>
+          <w:lang w:val="en-NZ"/>
+        </w:rPr>
+        <w:t xml:space="preserve">ed to switch to a table where it compares the different </w:t>
+      </w:r>
+      <w:r>
+        <w:rPr>
+          <w:lang w:val="en-NZ"/>
+        </w:rPr>
+        <w:t xml:space="preserve">contents of the reports, rather than </w:t>
+      </w:r>
+      <w:r>
+        <w:rPr>
+          <w:lang w:val="en-NZ"/>
+        </w:rPr>
+        <w:t xml:space="preserve">simply listing everything a report has. This will make it easier to see what a report is missing, especially in comparison to the other reports. Had to decide on a list of </w:t>
+      </w:r>
+      <w:r>
+        <w:rPr>
+          <w:lang w:val="en-NZ"/>
+        </w:rPr>
+        <w:t>criteria that each report “should” have</w:t>
+      </w:r>
+      <w:r>
+        <w:rPr>
+          <w:lang w:val="en-NZ"/>
+        </w:rPr>
+        <w:t>.</w:t>
+      </w:r>
+    </w:p>
+    <w:p>
+      <w:pPr>
+        <w:tabs>
+          <w:tab w:val="left" w:pos="5978"/>
+        </w:tabs>
+        <w:rPr>
+          <w:lang w:val="en-NZ"/>
+        </w:rPr>
+      </w:pPr>
+      <w:r>
+        <w:rPr>
+          <w:noProof/>
+          <w:lang w:val="en-NZ"/>
+        </w:rPr>
+        <w:drawing>
+          <wp:inline distT="0" distB="0" distL="0" distR="0" wp14:anchorId="73C088A0" wp14:editId="018CD113">
+            <wp:extent cx="4892634" cy="3779785"/>
+            <wp:effectExtent l="0" t="0" r="3810" b="0"/>
+            <wp:docPr id="1410512684" name="Picture 1"/>
+            <wp:cNvGraphicFramePr>
+              <a:graphicFrameLocks xmlns:a="http://schemas.openxmlformats.org/drawingml/2006/main" noChangeAspect="1"/>
+            </wp:cNvGraphicFramePr>
+            <a:graphic xmlns:a="http://schemas.openxmlformats.org/drawingml/2006/main">
+              <a:graphicData uri="http://schemas.openxmlformats.org/drawingml/2006/picture">
+                <pic:pic xmlns:pic="http://schemas.openxmlformats.org/drawingml/2006/picture">
+                  <pic:nvPicPr>
+                    <pic:cNvPr id="1410512684" name=""/>
+                    <pic:cNvPicPr/>
+                  </pic:nvPicPr>
+                  <pic:blipFill>
+                    <a:blip r:embed="rId12"/>
+                    <a:stretch>
+                      <a:fillRect/>
+                    </a:stretch>
+                  </pic:blipFill>
+                  <pic:spPr>
+                    <a:xfrm>
+                      <a:off x="0" y="0"/>
+                      <a:ext cx="4898036" cy="3783958"/>
+                    </a:xfrm>
+                    <a:prstGeom prst="rect">
+                      <a:avLst/>
+                    </a:prstGeom>
+                  </pic:spPr>
+                </pic:pic>
+              </a:graphicData>
+            </a:graphic>
+          </wp:inline>
+        </w:drawing>
+      </w:r>
+    </w:p>
+    <w:p>
+      <w:pPr>
+        <w:tabs>
+          <w:tab w:val="left" w:pos="5978"/>
+        </w:tabs>
+        <w:rPr>
+          <w:lang w:val="en-NZ"/>
+        </w:rPr>
+      </w:pPr>
+      <w:r>
+        <w:rPr>
+          <w:lang w:val="en-NZ"/>
+        </w:rPr>
+        <w:lastRenderedPageBreak/>
+        <w:t>Friday 1:</w:t>
+      </w:r>
+      <w:r>
+        <w:rPr>
+          <w:lang w:val="en-NZ"/>
+        </w:rPr>
+        <w:t>45</w:t>
+      </w:r>
+      <w:r>
+        <w:rPr>
+          <w:lang w:val="en-NZ"/>
+        </w:rPr>
+        <w:t>-</w:t>
+      </w:r>
+      <w:r>
+        <w:rPr>
+          <w:lang w:val="en-NZ"/>
+        </w:rPr>
+        <w:t>5pm</w:t>
+      </w:r>
+      <w:r>
+        <w:rPr>
+          <w:lang w:val="en-NZ"/>
+        </w:rPr>
+        <w:t xml:space="preserve">: Finishing the </w:t>
+      </w:r>
+      <w:r>
+        <w:rPr>
+          <w:lang w:val="en-NZ"/>
+        </w:rPr>
+        <w:t xml:space="preserve">report comparisons in the new format. </w:t>
+      </w:r>
+      <w:r>
+        <w:rPr>
+          <w:lang w:val="en-NZ"/>
+        </w:rPr>
+        <w:t xml:space="preserve">Colour coding to take it more visually apparent. </w:t>
+      </w:r>
+      <w:r>
+        <w:rPr>
+          <w:lang w:val="en-NZ"/>
+        </w:rPr>
+        <w:t>Holding off putting the Nmap and Wireshark tables into the Research Report, as it may influence what Sam and Olivia put into the</w:t>
+      </w:r>
+      <w:r>
+        <w:rPr>
+          <w:lang w:val="en-NZ"/>
+        </w:rPr>
+        <w:t xml:space="preserve"> last</w:t>
+      </w:r>
+      <w:r>
+        <w:rPr>
+          <w:lang w:val="en-NZ"/>
+        </w:rPr>
+        <w:t xml:space="preserve"> </w:t>
+      </w:r>
+      <w:r>
+        <w:rPr>
+          <w:lang w:val="en-NZ"/>
+        </w:rPr>
+        <w:t xml:space="preserve">Nmap/Wireshark reports that they are currently finishing. </w:t>
+      </w:r>
+      <w:r>
+        <w:rPr>
+          <w:noProof/>
+          <w:lang w:val="en-NZ"/>
+        </w:rPr>
+        <w:drawing>
+          <wp:inline distT="0" distB="0" distL="0" distR="0" wp14:anchorId="291F5C27" wp14:editId="5EFDE8DD">
+            <wp:extent cx="5731510" cy="5874385"/>
+            <wp:effectExtent l="0" t="0" r="2540" b="0"/>
+            <wp:docPr id="981293040" name="Picture 1"/>
+            <wp:cNvGraphicFramePr>
+              <a:graphicFrameLocks xmlns:a="http://schemas.openxmlformats.org/drawingml/2006/main" noChangeAspect="1"/>
+            </wp:cNvGraphicFramePr>
+            <a:graphic xmlns:a="http://schemas.openxmlformats.org/drawingml/2006/main">
+              <a:graphicData uri="http://schemas.openxmlformats.org/drawingml/2006/picture">
+                <pic:pic xmlns:pic="http://schemas.openxmlformats.org/drawingml/2006/picture">
+                  <pic:nvPicPr>
+                    <pic:cNvPr id="981293040" name=""/>
+                    <pic:cNvPicPr/>
+                  </pic:nvPicPr>
+                  <pic:blipFill>
+                    <a:blip r:embed="rId13"/>
+                    <a:stretch>
+                      <a:fillRect/>
+                    </a:stretch>
+                  </pic:blipFill>
+                  <pic:spPr>
+                    <a:xfrm>
+                      <a:off x="0" y="0"/>
+                      <a:ext cx="5731510" cy="5874385"/>
+                    </a:xfrm>
+                    <a:prstGeom prst="rect">
+                      <a:avLst/>
+                    </a:prstGeom>
+                  </pic:spPr>
+                </pic:pic>
+              </a:graphicData>
+            </a:graphic>
+          </wp:inline>
+        </w:drawing>
+      </w:r>
+    </w:p>
+    <w:p>
+      <w:pPr>
+        <w:tabs>
+          <w:tab w:val="left" w:pos="5978"/>
+        </w:tabs>
+        <w:rPr>
+          <w:lang w:val="en-NZ"/>
+        </w:rPr>
+      </w:pPr>
+      <w:r>
+        <w:rPr>
+          <w:noProof/>
+          <w:lang w:val="en-NZ"/>
+        </w:rPr>
+        <w:lastRenderedPageBreak/>
+        <w:drawing>
+          <wp:inline distT="0" distB="0" distL="0" distR="0" wp14:anchorId="1C677689" wp14:editId="4A770012">
+            <wp:extent cx="5731510" cy="2760980"/>
+            <wp:effectExtent l="0" t="0" r="2540" b="1270"/>
+            <wp:docPr id="566925937" name="Picture 1"/>
+            <wp:cNvGraphicFramePr>
+              <a:graphicFrameLocks xmlns:a="http://schemas.openxmlformats.org/drawingml/2006/main" noChangeAspect="1"/>
+            </wp:cNvGraphicFramePr>
+            <a:graphic xmlns:a="http://schemas.openxmlformats.org/drawingml/2006/main">
+              <a:graphicData uri="http://schemas.openxmlformats.org/drawingml/2006/picture">
+                <pic:pic xmlns:pic="http://schemas.openxmlformats.org/drawingml/2006/picture">
+                  <pic:nvPicPr>
+                    <pic:cNvPr id="566925937" name=""/>
+                    <pic:cNvPicPr/>
+                  </pic:nvPicPr>
+                  <pic:blipFill>
+                    <a:blip r:embed="rId14"/>
+                    <a:stretch>
+                      <a:fillRect/>
+                    </a:stretch>
+                  </pic:blipFill>
+                  <pic:spPr>
+                    <a:xfrm>
+                      <a:off x="0" y="0"/>
+                      <a:ext cx="5731510" cy="2760980"/>
+                    </a:xfrm>
+                    <a:prstGeom prst="rect">
+                      <a:avLst/>
+                    </a:prstGeom>
+                  </pic:spPr>
+                </pic:pic>
+              </a:graphicData>
+            </a:graphic>
+          </wp:inline>
+        </w:drawing>
+      </w:r>
+    </w:p>
+    <w:p>
+      <w:pPr>
+        <w:tabs>
+          <w:tab w:val="left" w:pos="5978"/>
+        </w:tabs>
+        <w:rPr>
+          <w:lang w:val="en-NZ"/>
+        </w:rPr>
+      </w:pPr>
+    </w:p>
+    <w:p>
+      <w:pPr>
+        <w:tabs>
+          <w:tab w:val="left" w:pos="5978"/>
+        </w:tabs>
+        <w:rPr>
+          <w:lang w:val="en-NZ"/>
+        </w:rPr>
+      </w:pPr>
     </w:p>
     <w:sectPr>
       <w:pgSz w:w="11906" w:h="16838"/>

--- a/Weekly Logs/Dave/Week 14.docx
+++ b/Weekly Logs/Dave/Week 14.docx
@@ -1223,7 +1223,10 @@
           </w:tcPr>
           <w:p>
             <w:r>
-              <w:t>4h 15m</w:t>
+              <w:t>3h 45</w:t>
+            </w:r>
+            <w:r>
+              <w:t>m</w:t>
             </w:r>
           </w:p>
         </w:tc>
@@ -1283,7 +1286,13 @@
           </w:tcPr>
           <w:p>
             <w:r>
-              <w:t>3h 45m</w:t>
+              <w:t xml:space="preserve">3h </w:t>
+            </w:r>
+            <w:r>
+              <w:t>30</w:t>
+            </w:r>
+            <w:r>
+              <w:t>m</w:t>
             </w:r>
           </w:p>
         </w:tc>
@@ -1399,7 +1408,10 @@
           </w:tcPr>
           <w:p>
             <w:r>
-              <w:t>17h 30m</w:t>
+              <w:t>1</w:t>
+            </w:r>
+            <w:r>
+              <w:t>8</w:t>
             </w:r>
           </w:p>
         </w:tc>
@@ -1530,7 +1542,13 @@
           </w:tcPr>
           <w:p>
             <w:r>
-              <w:t>348h 55m</w:t>
+              <w:t xml:space="preserve">348h </w:t>
+            </w:r>
+            <w:r>
+              <w:t>40</w:t>
+            </w:r>
+            <w:r>
+              <w:t>m</w:t>
             </w:r>
           </w:p>
         </w:tc>
@@ -1584,6 +1602,42 @@
         </w:rPr>
         <w:t>Monday 10-12</w:t>
       </w:r>
+      <w:r>
+        <w:rPr>
+          <w:lang w:val="en-NZ"/>
+        </w:rPr>
+        <w:t xml:space="preserve">: </w:t>
+      </w:r>
+      <w:r>
+        <w:rPr>
+          <w:lang w:val="en-NZ"/>
+        </w:rPr>
+        <w:t xml:space="preserve">Going over the </w:t>
+      </w:r>
+      <w:r>
+        <w:rPr>
+          <w:lang w:val="en-NZ"/>
+        </w:rPr>
+        <w:t xml:space="preserve">remaining </w:t>
+      </w:r>
+      <w:r>
+        <w:rPr>
+          <w:lang w:val="en-NZ"/>
+        </w:rPr>
+        <w:t>deliverables. Closeouts. Assigning</w:t>
+      </w:r>
+      <w:r>
+        <w:rPr>
+          <w:lang w:val="en-NZ"/>
+        </w:rPr>
+        <w:t xml:space="preserve"> </w:t>
+      </w:r>
+      <w:r>
+        <w:rPr>
+          <w:lang w:val="en-NZ"/>
+        </w:rPr>
+        <w:t>work to people.</w:t>
+      </w:r>
     </w:p>
     <w:p>
       <w:pPr>
@@ -1601,7 +1655,19 @@
         <w:rPr>
           <w:lang w:val="en-NZ"/>
         </w:rPr>
-        <w:t>15 – 1:15: Auditing logs.</w:t>
+        <w:t>15 – 1:15: Auditing logs</w:t>
+      </w:r>
+      <w:r>
+        <w:rPr>
+          <w:lang w:val="en-NZ"/>
+        </w:rPr>
+        <w:t>, putting hours into the group log, double checking Bryce meeting notes.</w:t>
+      </w:r>
+      <w:r>
+        <w:rPr>
+          <w:lang w:val="en-NZ"/>
+        </w:rPr>
+        <w:t xml:space="preserve"> </w:t>
       </w:r>
     </w:p>
     <w:p>
@@ -1614,62 +1680,78 @@
         <w:rPr>
           <w:lang w:val="en-NZ"/>
         </w:rPr>
-        <w:t>Thursday 12-12:</w:t>
-      </w:r>
-      <w:r>
-        <w:rPr>
-          <w:lang w:val="en-NZ"/>
-        </w:rPr>
-        <w:t>30</w:t>
-      </w:r>
-      <w:r>
-        <w:rPr>
-          <w:lang w:val="en-NZ"/>
-        </w:rPr>
-        <w:t xml:space="preserve"> Olivia and I going over the Gantt chart, updating it </w:t>
-      </w:r>
-      <w:r>
-        <w:rPr>
-          <w:lang w:val="en-NZ"/>
-        </w:rPr>
-        <w:t>with</w:t>
-      </w:r>
-      <w:r>
-        <w:rPr>
-          <w:lang w:val="en-NZ"/>
-        </w:rPr>
-        <w:t xml:space="preserve"> the </w:t>
-      </w:r>
-      <w:r>
-        <w:rPr>
-          <w:lang w:val="en-NZ"/>
-        </w:rPr>
-        <w:t>new dates, and discussing what we’ll be working on next.</w:t>
+        <w:t>Friday 12:15-</w:t>
+      </w:r>
+      <w:r>
+        <w:rPr>
+          <w:lang w:val="en-NZ"/>
+        </w:rPr>
+        <w:t>1pm</w:t>
+      </w:r>
+      <w:r>
+        <w:rPr>
+          <w:lang w:val="en-NZ"/>
+        </w:rPr>
+        <w:t>: Bryce debrief</w:t>
+      </w:r>
+      <w:r>
+        <w:rPr>
+          <w:lang w:val="en-NZ"/>
+        </w:rPr>
+        <w:t xml:space="preserve">. </w:t>
+      </w:r>
+      <w:r>
+        <w:rPr>
+          <w:lang w:val="en-NZ"/>
+        </w:rPr>
+        <w:t xml:space="preserve">People have other assignments to </w:t>
+      </w:r>
+      <w:proofErr w:type="gramStart"/>
+      <w:r>
+        <w:rPr>
+          <w:lang w:val="en-NZ"/>
+        </w:rPr>
+        <w:t>do,</w:t>
+      </w:r>
+      <w:proofErr w:type="gramEnd"/>
+      <w:r>
+        <w:rPr>
+          <w:lang w:val="en-NZ"/>
+        </w:rPr>
+        <w:t xml:space="preserve"> those should take priority. </w:t>
       </w:r>
     </w:p>
     <w:p>
       <w:pPr>
         <w:rPr>
+          <w:b/>
+          <w:bCs/>
           <w:lang w:val="en-NZ"/>
         </w:rPr>
       </w:pPr>
       <w:r>
         <w:rPr>
-          <w:lang w:val="en-NZ"/>
-        </w:rPr>
-        <w:t>Friday 12:15-</w:t>
-      </w:r>
-      <w:r>
-        <w:rPr>
-          <w:lang w:val="en-NZ"/>
-        </w:rPr>
-        <w:t>1pm</w:t>
-      </w:r>
-      <w:r>
-        <w:rPr>
-          <w:lang w:val="en-NZ"/>
-        </w:rPr>
-        <w:t>: Bryce debrief</w:t>
+          <w:b/>
+          <w:bCs/>
+          <w:lang w:val="en-NZ"/>
+        </w:rPr>
+        <w:t>Client meetings</w:t>
+      </w:r>
+      <w:r>
+        <w:rPr>
+          <w:b/>
+          <w:bCs/>
+          <w:lang w:val="en-NZ"/>
+        </w:rPr>
+        <w:t>:</w:t>
+      </w:r>
+      <w:r>
+        <w:rPr>
+          <w:b/>
+          <w:bCs/>
+          <w:lang w:val="en-NZ"/>
+        </w:rPr>
+        <w:t xml:space="preserve"> </w:t>
       </w:r>
     </w:p>
     <w:p>
@@ -1686,7 +1768,7 @@
           <w:bCs/>
           <w:lang w:val="en-NZ"/>
         </w:rPr>
-        <w:t>Client meetings</w:t>
+        <w:t>Advisor</w:t>
       </w:r>
       <w:r>
         <w:rPr>
@@ -1694,40 +1776,32 @@
           <w:bCs/>
           <w:lang w:val="en-NZ"/>
         </w:rPr>
-        <w:t>:</w:t>
-      </w:r>
-      <w:r>
-        <w:rPr>
-          <w:b/>
-          <w:bCs/>
-          <w:lang w:val="en-NZ"/>
-        </w:rPr>
-        <w:t xml:space="preserve"> </w:t>
+        <w:t xml:space="preserve"> meetings:</w:t>
       </w:r>
     </w:p>
     <w:p>
       <w:pPr>
         <w:rPr>
-          <w:b/>
-          <w:bCs/>
           <w:lang w:val="en-NZ"/>
         </w:rPr>
       </w:pPr>
       <w:r>
         <w:rPr>
-          <w:b/>
-          <w:bCs/>
-          <w:lang w:val="en-NZ"/>
-        </w:rPr>
-        <w:t>Advisor</w:t>
-      </w:r>
-      <w:r>
-        <w:rPr>
-          <w:b/>
-          <w:bCs/>
-          <w:lang w:val="en-NZ"/>
-        </w:rPr>
-        <w:t xml:space="preserve"> meetings:</w:t>
+          <w:lang w:val="en-NZ"/>
+        </w:rPr>
+        <w:t>Monday</w:t>
+      </w:r>
+      <w:r>
+        <w:rPr>
+          <w:lang w:val="en-NZ"/>
+        </w:rPr>
+        <w:t xml:space="preserve"> 9-10</w:t>
+      </w:r>
+      <w:r>
+        <w:rPr>
+          <w:lang w:val="en-NZ"/>
+        </w:rPr>
+        <w:t xml:space="preserve"> Bryce meeting.</w:t>
       </w:r>
     </w:p>
     <w:p>
@@ -1740,13 +1814,19 @@
         <w:rPr>
           <w:lang w:val="en-NZ"/>
         </w:rPr>
-        <w:t>Monday</w:t>
-      </w:r>
-      <w:r>
-        <w:rPr>
-          <w:lang w:val="en-NZ"/>
-        </w:rPr>
-        <w:t xml:space="preserve"> 9-10</w:t>
+        <w:t>Monday 2-</w:t>
+      </w:r>
+      <w:r>
+        <w:rPr>
+          <w:lang w:val="en-NZ"/>
+        </w:rPr>
+        <w:t>2:45</w:t>
+      </w:r>
+      <w:r>
+        <w:rPr>
+          <w:lang w:val="en-NZ"/>
+        </w:rPr>
+        <w:t>: Dax meeting.</w:t>
       </w:r>
     </w:p>
     <w:p>
@@ -1759,21 +1839,14 @@
         <w:rPr>
           <w:lang w:val="en-NZ"/>
         </w:rPr>
-        <w:t>Monday 2-3: Dax meeting.</w:t>
-      </w:r>
-    </w:p>
-    <w:p>
-      <w:pPr>
-        <w:rPr>
-          <w:lang w:val="en-NZ"/>
-        </w:rPr>
-      </w:pPr>
-      <w:r>
-        <w:rPr>
-          <w:lang w:val="en-NZ"/>
-        </w:rPr>
         <w:lastRenderedPageBreak/>
         <w:t>Friday 10:30-12:15</w:t>
+      </w:r>
+      <w:r>
+        <w:rPr>
+          <w:lang w:val="en-NZ"/>
+        </w:rPr>
+        <w:t xml:space="preserve"> Bryce meeting.</w:t>
       </w:r>
     </w:p>
     <w:p>
@@ -2297,6 +2370,19 @@
             </a:graphic>
           </wp:inline>
         </w:drawing>
+      </w:r>
+    </w:p>
+    <w:p>
+      <w:pPr>
+        <w:rPr>
+          <w:lang w:val="en-NZ"/>
+        </w:rPr>
+      </w:pPr>
+      <w:r>
+        <w:rPr>
+          <w:lang w:val="en-NZ"/>
+        </w:rPr>
+        <w:t>Thursday 12-12:30 Olivia and I going over the Gantt chart, updating it with the new dates, and discussing what we’ll be working on next.</w:t>
       </w:r>
     </w:p>
     <w:p>
@@ -3386,7 +3472,6 @@
   <w:style w:type="character" w:default="1" w:styleId="DefaultParagraphFont">
     <w:name w:val="Default Paragraph Font"/>
     <w:uiPriority w:val="1"/>
-    <w:semiHidden/>
     <w:unhideWhenUsed/>
   </w:style>
   <w:style w:type="table" w:default="1" w:styleId="TableNormal">
